--- a/internal_doc/03.开发设计/OM/Story_OM同步、发现sdb.docx
+++ b/internal_doc/03.开发设计/OM/Story_OM同步、发现sdb.docx
@@ -115,7 +115,7 @@
             <w:pPr/>
             <w:r>
               <w:rPr/>
-              <w:t xml:space="preserve">2017-06-28 何嘉文</w:t>
+              <w:t xml:space="preserve">2017-07-25 何嘉文</w:t>
             </w:r>
           </w:p>
         </w:tc>
@@ -133,7 +133,7 @@
             <w:pPr/>
             <w:r>
               <w:rPr/>
-              <w:t xml:space="preserve"> </w:t>
+              <w:t xml:space="preserve">修订</w:t>
             </w:r>
           </w:p>
         </w:tc>
@@ -483,43 +483,7 @@
             </w:pPr>
             <w:r>
               <w:rPr/>
-              <w:t xml:space="preserve">BusinessInfo: [</w:t>
-            </w:r>
-          </w:p>
-          <w:p>
-            <w:pPr>
-              <w:ind w:left="0" w:right="0"/>
-            </w:pPr>
-            <w:r>
-              <w:rPr/>
-              <w:t xml:space="preserve">     { coord1 },</w:t>
-            </w:r>
-          </w:p>
-          <w:p>
-            <w:pPr>
-              <w:ind w:left="0" w:right="0"/>
-            </w:pPr>
-            <w:r>
-              <w:rPr/>
-              <w:t xml:space="preserve">     { coord2 },</w:t>
-            </w:r>
-          </w:p>
-          <w:p>
-            <w:pPr>
-              <w:ind w:left="0" w:right="0"/>
-            </w:pPr>
-            <w:r>
-              <w:rPr/>
-              <w:t xml:space="preserve">     ...</w:t>
-            </w:r>
-          </w:p>
-          <w:p>
-            <w:pPr>
-              <w:ind w:left="0" w:right="0"/>
-            </w:pPr>
-            <w:r>
-              <w:rPr/>
-              <w:t xml:space="preserve">  ]</w:t>
+              <w:t xml:space="preserve">BusinessInfo: 这个值由业务类型来决定</w:t>
             </w:r>
           </w:p>
           <w:p>
@@ -739,7 +703,44 @@
       <w:pPr/>
       <w:r>
         <w:rPr/>
-        <w:t xml:space="preserve">   Address: “pc1:11810“</w:t>
+        <w:t xml:space="preserve">   BusinessInfo: {</w:t>
+      </w:r>
+    </w:p>
+    <w:p>
+      <w:pPr/>
+      <w:r>
+        <w:rPr/>
+        <w:t xml:space="preserve">      </w:t>
+      </w:r>
+      <w:commentRangeStart w:id="5"/>
+      <w:r>
+        <w:rPr/>
+        <w:t xml:space="preserve">“User”: “xxx”,</w:t>
+      </w:r>
+    </w:p>
+    <w:p>
+      <w:pPr/>
+      <w:r>
+        <w:rPr/>
+        <w:t xml:space="preserve">      “Passwd”: “xxx”,</w:t>
+      </w:r>
+      <w:commentRangeEnd w:id="5"/>
+      <w:r>
+        <w:commentReference w:id="5"/>
+      </w:r>
+    </w:p>
+    <w:p>
+      <w:pPr/>
+      <w:r>
+        <w:rPr/>
+        <w:t xml:space="preserve">      “HostName”: “xxx”,</w:t>
+      </w:r>
+    </w:p>
+    <w:p>
+      <w:pPr/>
+      <w:r>
+        <w:rPr/>
+        <w:t xml:space="preserve">      “svcname”: “xxx”</w:t>
       </w:r>
     </w:p>
     <w:p>
@@ -796,7 +797,23 @@
       </w:pPr>
       <w:r>
         <w:rPr/>
-        <w:t xml:space="preserve">    "detail": ""</w:t>
+        <w:t xml:space="preserve">    "detail": "",</w:t>
+      </w:r>
+    </w:p>
+    <w:p>
+      <w:pPr/>
+      <w:r>
+        <w:rPr/>
+        <w:t xml:space="preserve">    </w:t>
+      </w:r>
+      <w:commentRangeStart w:id="6"/>
+      <w:r>
+        <w:rPr/>
+        <w:t xml:space="preserve">“hosts”: [ xxx, xxx, xxx ]</w:t>
+      </w:r>
+      <w:commentRangeEnd w:id="6"/>
+      <w:r>
+        <w:commentReference w:id="6"/>
       </w:r>
     </w:p>
     <w:p>
@@ -1137,7 +1154,7 @@
       <w:pPr/>
       <w:r>
         <w:pict>
-          <v:shape type="#_x0000_t75" style="width:594px; height:760px; margin-left:0px; margin-top:0px; mso-position-horizontal:left; mso-position-vertical:top; mso-position-horizontal-relative:char; mso-position-vertical-relative:line; -syno-file-id:4537258f6d474d2eb2867323d7d7b711; -syno-file-type:image;">
+          <v:shape type="#_x0000_t75" style="width:594px; height:330px; margin-left:0px; margin-top:0px; mso-position-horizontal:left; mso-position-vertical:top; mso-position-horizontal-relative:char; mso-position-vertical-relative:line; -syno-file-id:3007dc9a66cd4ecab8ab7683aa337716; -syno-file-type:image;">
             <w10:wrap type="inline"/>
             <v:imagedata r:id="rId8" o:title=""/>
           </v:shape>
@@ -1147,24 +1164,35 @@
     <w:p>
       <w:pPr/>
       <w:r>
-        <w:rPr/>
-        <w:t xml:space="preserve"> </w:t>
-      </w:r>
-    </w:p>
-    <w:p>
-      <w:pPr/>
-      <w:r>
-        <w:rPr/>
-        <w:t xml:space="preserve">OM 发现 sequoiadb 业务类图：</w:t>
-      </w:r>
-    </w:p>
-    <w:p>
-      <w:pPr/>
-      <w:r>
         <w:pict>
-          <v:shape type="#_x0000_t75" style="width:594px; height:1033px; margin-left:0px; margin-top:0px; mso-position-horizontal:left; mso-position-vertical:top; mso-position-horizontal-relative:char; mso-position-vertical-relative:line; -syno-file-id:2db76b6c430a4e3d943f1715cf26b9f4; -syno-file-type:image;">
+          <v:shape type="#_x0000_t75" style="width:594px; height:308px; margin-left:0px; margin-top:0px; mso-position-horizontal:left; mso-position-vertical:top; mso-position-horizontal-relative:char; mso-position-vertical-relative:line; -syno-file-id:f9eccc7afea340a6b96185fa06533b52; -syno-file-type:image;">
             <w10:wrap type="inline"/>
             <v:imagedata r:id="rId9" o:title=""/>
+          </v:shape>
+        </w:pict>
+      </w:r>
+    </w:p>
+    <w:p>
+      <w:pPr/>
+      <w:r>
+        <w:rPr/>
+        <w:t xml:space="preserve"> </w:t>
+      </w:r>
+    </w:p>
+    <w:p>
+      <w:pPr/>
+      <w:r>
+        <w:rPr/>
+        <w:t xml:space="preserve">OM 发现 sequoiadb 业务类图：</w:t>
+      </w:r>
+    </w:p>
+    <w:p>
+      <w:pPr/>
+      <w:r>
+        <w:pict>
+          <v:shape type="#_x0000_t75" style="width:594px; height:469px; margin-left:0px; margin-top:0px; mso-position-horizontal:left; mso-position-vertical:top; mso-position-horizontal-relative:char; mso-position-vertical-relative:line; -syno-file-id:4d95678c0bfa4407a084a2c924a37f8b; -syno-file-type:image;">
+            <w10:wrap type="inline"/>
+            <v:imagedata r:id="rId10" o:title=""/>
           </v:shape>
         </w:pict>
       </w:r>
@@ -1211,44 +1239,592 @@
       <w:pPr>
         <w:ind w:left="0" w:right="0"/>
       </w:pPr>
-    </w:p>
-    <w:p>
-      <w:pPr/>
-      <w:commentRangeStart w:id="5"/>
-      <w:commentRangeStart w:id="6"/>
       <w:r>
         <w:pict>
-          <v:shape type="#_x0000_t75" style="width:594px; height:423px; margin-left:0px; margin-top:0px; mso-position-horizontal:left; mso-position-vertical:top; mso-position-horizontal-relative:char; mso-position-vertical-relative:line; -syno-file-id:f97e37c7416a476aa659508fc8ccceec; -syno-file-type:image;">
-            <w10:wrap type="inline"/>
-            <v:imagedata r:id="rId10" o:title=""/>
-          </v:shape>
-        </w:pict>
-      </w:r>
-      <w:commentRangeEnd w:id="5"/>
-      <w:r>
-        <w:commentReference w:id="5"/>
-      </w:r>
-      <w:commentRangeEnd w:id="6"/>
-      <w:r>
-        <w:commentReference w:id="6"/>
-      </w:r>
-    </w:p>
-    <w:p>
-      <w:pPr>
-        <w:ind w:left="240" w:right="0"/>
-      </w:pPr>
-    </w:p>
-    <w:p>
-      <w:pPr/>
-      <w:r>
-        <w:pict>
-          <v:shape type="#_x0000_t75" style="width:594px; height:458px; margin-left:0px; margin-top:0px; mso-position-horizontal:left; mso-position-vertical:top; mso-position-horizontal-relative:char; mso-position-vertical-relative:line; -syno-file-id:de33a277e7a74bccac6da78658133670; -syno-file-type:image;">
+          <v:shape type="#_x0000_t75" style="width:594px; height:572px; margin-left:0px; margin-top:0px; mso-position-horizontal:left; mso-position-vertical:top; mso-position-horizontal-relative:char; mso-position-vertical-relative:line; -syno-file-id:11f44a57cf614fbcbe48e3985d1623c7; -syno-file-type:image;">
             <w10:wrap type="inline"/>
             <v:imagedata r:id="rId11" o:title=""/>
           </v:shape>
         </w:pict>
       </w:r>
     </w:p>
+    <w:tbl>
+      <w:tblGrid>
+        <w:gridCol w:w="3000" w:type="dxa"/>
+        <w:gridCol w:w="3000" w:type="dxa"/>
+        <w:gridCol w:w="3000" w:type="dxa"/>
+      </w:tblGrid>
+      <w:tblPr>
+        <w:tblW w:w="9000" w:type="dxa"/>
+        <w:tblBorders>
+          <w:top w:val="" w:sz="6" w:color="999999"/>
+          <w:left w:val="" w:sz="6" w:color="999999"/>
+          <w:right w:val="" w:sz="6" w:color="999999"/>
+          <w:bottom w:val="" w:sz="6" w:color="999999"/>
+          <w:insideH w:val="" w:sz="6" w:color="999999"/>
+          <w:insideV w:val="" w:sz="6" w:color="999999"/>
+        </w:tblBorders>
+      </w:tblPr>
+      <w:tr>
+        <w:trPr/>
+        <w:tc>
+          <w:tcPr>
+            <w:tcW w:w="3000" w:type="dxa"/>
+            <w:tcBorders>
+              <w:top w:val="single" w:sz="8" w:color="rgb(170, 170, 170)"/>
+              <w:left w:val="single" w:sz="8" w:color="rgb(170, 170, 170)"/>
+              <w:right w:val="single" w:sz="8" w:color="rgb(170, 170, 170)"/>
+              <w:bottom w:val="single" w:sz="8" w:color="rgb(170, 170, 170)"/>
+            </w:tcBorders>
+          </w:tcPr>
+          <w:p>
+            <w:pPr/>
+            <w:r>
+              <w:rPr/>
+              <w:t xml:space="preserve">编号</w:t>
+            </w:r>
+          </w:p>
+        </w:tc>
+        <w:tc>
+          <w:tcPr>
+            <w:tcW w:w="3000" w:type="dxa"/>
+            <w:tcBorders>
+              <w:top w:val="single" w:sz="8" w:color="rgb(170, 170, 170)"/>
+              <w:left w:val="single" w:sz="8" w:color="rgb(170, 170, 170)"/>
+              <w:right w:val="single" w:sz="8" w:color="rgb(170, 170, 170)"/>
+              <w:bottom w:val="single" w:sz="8" w:color="rgb(170, 170, 170)"/>
+            </w:tcBorders>
+          </w:tcPr>
+          <w:p>
+            <w:pPr/>
+            <w:r>
+              <w:rPr/>
+              <w:t xml:space="preserve">异常情况</w:t>
+            </w:r>
+          </w:p>
+        </w:tc>
+        <w:tc>
+          <w:tcPr>
+            <w:tcW w:w="3000" w:type="dxa"/>
+            <w:tcBorders>
+              <w:top w:val="single" w:sz="8" w:color="rgb(170, 170, 170)"/>
+              <w:left w:val="single" w:sz="8" w:color="rgb(170, 170, 170)"/>
+              <w:right w:val="single" w:sz="8" w:color="rgb(170, 170, 170)"/>
+              <w:bottom w:val="single" w:sz="8" w:color="rgb(170, 170, 170)"/>
+            </w:tcBorders>
+          </w:tcPr>
+          <w:p>
+            <w:pPr/>
+            <w:r>
+              <w:rPr/>
+              <w:t xml:space="preserve">处理方式</w:t>
+            </w:r>
+          </w:p>
+        </w:tc>
+      </w:tr>
+      <w:tr>
+        <w:trPr/>
+        <w:tc>
+          <w:tcPr>
+            <w:tcW w:w="3000" w:type="dxa"/>
+            <w:tcBorders>
+              <w:top w:val="single" w:sz="8" w:color="rgb(170, 170, 170)"/>
+              <w:left w:val="single" w:sz="8" w:color="rgb(170, 170, 170)"/>
+              <w:right w:val="single" w:sz="8" w:color="rgb(170, 170, 170)"/>
+              <w:bottom w:val="single" w:sz="8" w:color="rgb(170, 170, 170)"/>
+            </w:tcBorders>
+          </w:tcPr>
+          <w:p>
+            <w:pPr/>
+            <w:r>
+              <w:rPr/>
+              <w:t xml:space="preserve">1</w:t>
+            </w:r>
+          </w:p>
+        </w:tc>
+        <w:tc>
+          <w:tcPr>
+            <w:tcW w:w="3000" w:type="dxa"/>
+            <w:tcBorders>
+              <w:top w:val="single" w:sz="8" w:color="rgb(170, 170, 170)"/>
+              <w:left w:val="single" w:sz="8" w:color="rgb(170, 170, 170)"/>
+              <w:right w:val="single" w:sz="8" w:color="rgb(170, 170, 170)"/>
+              <w:bottom w:val="single" w:sz="8" w:color="rgb(170, 170, 170)"/>
+            </w:tcBorders>
+          </w:tcPr>
+          <w:p>
+            <w:pPr/>
+            <w:r>
+              <w:rPr/>
+              <w:t xml:space="preserve">business正在task执行状态</w:t>
+            </w:r>
+          </w:p>
+        </w:tc>
+        <w:tc>
+          <w:tcPr>
+            <w:tcW w:w="3000" w:type="dxa"/>
+            <w:tcBorders>
+              <w:top w:val="single" w:sz="8" w:color="rgb(170, 170, 170)"/>
+              <w:left w:val="single" w:sz="8" w:color="rgb(170, 170, 170)"/>
+              <w:right w:val="single" w:sz="8" w:color="rgb(170, 170, 170)"/>
+              <w:bottom w:val="single" w:sz="8" w:color="rgb(170, 170, 170)"/>
+            </w:tcBorders>
+          </w:tcPr>
+          <w:p>
+            <w:pPr/>
+            <w:r>
+              <w:rPr/>
+              <w:t xml:space="preserve">不做处理，前端报错</w:t>
+            </w:r>
+          </w:p>
+        </w:tc>
+      </w:tr>
+      <w:tr>
+        <w:trPr/>
+        <w:tc>
+          <w:tcPr>
+            <w:tcW w:w="3000" w:type="dxa"/>
+            <w:tcBorders>
+              <w:top w:val="single" w:sz="8" w:color="rgb(170, 170, 170)"/>
+              <w:left w:val="single" w:sz="8" w:color="rgb(170, 170, 170)"/>
+              <w:right w:val="single" w:sz="8" w:color="rgb(170, 170, 170)"/>
+              <w:bottom w:val="single" w:sz="8" w:color="rgb(170, 170, 170)"/>
+            </w:tcBorders>
+          </w:tcPr>
+          <w:p>
+            <w:pPr/>
+            <w:r>
+              <w:rPr/>
+              <w:t xml:space="preserve">2</w:t>
+            </w:r>
+          </w:p>
+        </w:tc>
+        <w:tc>
+          <w:tcPr>
+            <w:tcW w:w="3000" w:type="dxa"/>
+            <w:tcBorders>
+              <w:top w:val="single" w:sz="8" w:color="rgb(170, 170, 170)"/>
+              <w:left w:val="single" w:sz="8" w:color="rgb(170, 170, 170)"/>
+              <w:right w:val="single" w:sz="8" w:color="rgb(170, 170, 170)"/>
+              <w:bottom w:val="single" w:sz="8" w:color="rgb(170, 170, 170)"/>
+            </w:tcBorders>
+          </w:tcPr>
+          <w:p>
+            <w:pPr/>
+            <w:r>
+              <w:rPr/>
+              <w:t xml:space="preserve">om svc更新节点配置时异常退出</w:t>
+            </w:r>
+          </w:p>
+        </w:tc>
+        <w:tc>
+          <w:tcPr>
+            <w:tcW w:w="3000" w:type="dxa"/>
+            <w:tcBorders>
+              <w:top w:val="single" w:sz="8" w:color="rgb(170, 170, 170)"/>
+              <w:left w:val="single" w:sz="8" w:color="rgb(170, 170, 170)"/>
+              <w:right w:val="single" w:sz="8" w:color="rgb(170, 170, 170)"/>
+              <w:bottom w:val="single" w:sz="8" w:color="rgb(170, 170, 170)"/>
+            </w:tcBorders>
+          </w:tcPr>
+          <w:p>
+            <w:pPr/>
+            <w:r>
+              <w:rPr/>
+              <w:t xml:space="preserve">OM svc重新启动，不做处理，前端可重新同步</w:t>
+            </w:r>
+          </w:p>
+        </w:tc>
+      </w:tr>
+      <w:tr>
+        <w:trPr/>
+        <w:tc>
+          <w:tcPr>
+            <w:tcW w:w="3000" w:type="dxa"/>
+            <w:tcBorders>
+              <w:top w:val="single" w:sz="8" w:color="rgb(170, 170, 170)"/>
+              <w:left w:val="single" w:sz="8" w:color="rgb(170, 170, 170)"/>
+              <w:right w:val="single" w:sz="8" w:color="rgb(170, 170, 170)"/>
+              <w:bottom w:val="single" w:sz="8" w:color="rgb(170, 170, 170)"/>
+            </w:tcBorders>
+          </w:tcPr>
+          <w:p>
+            <w:pPr/>
+            <w:r>
+              <w:rPr/>
+              <w:t xml:space="preserve">3</w:t>
+            </w:r>
+          </w:p>
+        </w:tc>
+        <w:tc>
+          <w:tcPr>
+            <w:tcW w:w="3000" w:type="dxa"/>
+            <w:tcBorders>
+              <w:top w:val="single" w:sz="8" w:color="rgb(170, 170, 170)"/>
+              <w:left w:val="single" w:sz="8" w:color="rgb(170, 170, 170)"/>
+              <w:right w:val="single" w:sz="8" w:color="rgb(170, 170, 170)"/>
+              <w:bottom w:val="single" w:sz="8" w:color="rgb(170, 170, 170)"/>
+            </w:tcBorders>
+          </w:tcPr>
+          <w:p>
+            <w:pPr/>
+            <w:r>
+              <w:rPr/>
+              <w:t xml:space="preserve">om svc更新业务信息时异常退出</w:t>
+            </w:r>
+          </w:p>
+        </w:tc>
+        <w:tc>
+          <w:tcPr>
+            <w:tcW w:w="3000" w:type="dxa"/>
+            <w:tcBorders>
+              <w:top w:val="single" w:sz="8" w:color="rgb(170, 170, 170)"/>
+              <w:left w:val="single" w:sz="8" w:color="rgb(170, 170, 170)"/>
+              <w:right w:val="single" w:sz="8" w:color="rgb(170, 170, 170)"/>
+              <w:bottom w:val="single" w:sz="8" w:color="rgb(170, 170, 170)"/>
+            </w:tcBorders>
+          </w:tcPr>
+          <w:p>
+            <w:pPr/>
+            <w:r>
+              <w:rPr/>
+              <w:t xml:space="preserve">OM svc重新启动，不做处理，前端可重新同步</w:t>
+            </w:r>
+          </w:p>
+        </w:tc>
+      </w:tr>
+      <w:tr>
+        <w:trPr/>
+        <w:tc>
+          <w:tcPr>
+            <w:tcW w:w="3000" w:type="dxa"/>
+            <w:tcBorders>
+              <w:top w:val="single" w:sz="8" w:color="rgb(170, 170, 170)"/>
+              <w:left w:val="single" w:sz="8" w:color="rgb(170, 170, 170)"/>
+              <w:right w:val="single" w:sz="8" w:color="rgb(170, 170, 170)"/>
+              <w:bottom w:val="single" w:sz="8" w:color="rgb(170, 170, 170)"/>
+            </w:tcBorders>
+          </w:tcPr>
+          <w:p>
+            <w:pPr/>
+            <w:r>
+              <w:rPr/>
+              <w:t xml:space="preserve">4</w:t>
+            </w:r>
+          </w:p>
+        </w:tc>
+        <w:tc>
+          <w:tcPr>
+            <w:tcW w:w="3000" w:type="dxa"/>
+            <w:tcBorders>
+              <w:top w:val="single" w:sz="8" w:color="rgb(170, 170, 170)"/>
+              <w:left w:val="single" w:sz="8" w:color="rgb(170, 170, 170)"/>
+              <w:right w:val="single" w:sz="8" w:color="rgb(170, 170, 170)"/>
+              <w:bottom w:val="single" w:sz="8" w:color="rgb(170, 170, 170)"/>
+            </w:tcBorders>
+          </w:tcPr>
+          <w:p>
+            <w:pPr/>
+            <w:r>
+              <w:rPr/>
+              <w:t xml:space="preserve">om svc删除旧的节点信息时异常退出</w:t>
+            </w:r>
+          </w:p>
+        </w:tc>
+        <w:tc>
+          <w:tcPr>
+            <w:tcW w:w="3000" w:type="dxa"/>
+            <w:tcBorders>
+              <w:top w:val="single" w:sz="8" w:color="rgb(170, 170, 170)"/>
+              <w:left w:val="single" w:sz="8" w:color="rgb(170, 170, 170)"/>
+              <w:right w:val="single" w:sz="8" w:color="rgb(170, 170, 170)"/>
+              <w:bottom w:val="single" w:sz="8" w:color="rgb(170, 170, 170)"/>
+            </w:tcBorders>
+          </w:tcPr>
+          <w:p>
+            <w:pPr/>
+            <w:r>
+              <w:rPr/>
+              <w:t xml:space="preserve">OM svc重新启动，不做处理，前端可重新同步</w:t>
+            </w:r>
+          </w:p>
+        </w:tc>
+      </w:tr>
+    </w:tbl>
+    <w:p>
+      <w:pPr/>
+    </w:p>
+    <w:p>
+      <w:pPr>
+        <w:ind w:left="240" w:right="0"/>
+      </w:pPr>
+    </w:p>
+    <w:p>
+      <w:pPr/>
+      <w:r>
+        <w:pict>
+          <v:shape type="#_x0000_t75" style="width:594px; height:579px; margin-left:0px; margin-top:0px; mso-position-horizontal:left; mso-position-vertical:top; mso-position-horizontal-relative:char; mso-position-vertical-relative:line; -syno-file-id:37ef788c5d33499da948ce6b12d38740; -syno-file-type:image;">
+            <w10:wrap type="inline"/>
+            <v:imagedata r:id="rId12" o:title=""/>
+          </v:shape>
+        </w:pict>
+      </w:r>
+    </w:p>
+    <w:p>
+      <w:pPr/>
+    </w:p>
+    <w:tbl>
+      <w:tblGrid>
+        <w:gridCol w:w="3000" w:type="dxa"/>
+        <w:gridCol w:w="3000" w:type="dxa"/>
+        <w:gridCol w:w="3000" w:type="dxa"/>
+      </w:tblGrid>
+      <w:tblPr>
+        <w:tblW w:w="9000" w:type="dxa"/>
+        <w:tblBorders>
+          <w:top w:val="" w:sz="6" w:color="999999"/>
+          <w:left w:val="" w:sz="6" w:color="999999"/>
+          <w:right w:val="" w:sz="6" w:color="999999"/>
+          <w:bottom w:val="" w:sz="6" w:color="999999"/>
+          <w:insideH w:val="" w:sz="6" w:color="999999"/>
+          <w:insideV w:val="" w:sz="6" w:color="999999"/>
+        </w:tblBorders>
+      </w:tblPr>
+      <w:tr>
+        <w:trPr/>
+        <w:tc>
+          <w:tcPr>
+            <w:tcW w:w="3000" w:type="dxa"/>
+            <w:tcBorders>
+              <w:top w:val="single" w:sz="8" w:color="rgb(170, 170, 170)"/>
+              <w:left w:val="single" w:sz="8" w:color="rgb(170, 170, 170)"/>
+              <w:right w:val="single" w:sz="8" w:color="rgb(170, 170, 170)"/>
+              <w:bottom w:val="single" w:sz="8" w:color="rgb(170, 170, 170)"/>
+            </w:tcBorders>
+          </w:tcPr>
+          <w:p>
+            <w:pPr/>
+            <w:r>
+              <w:rPr/>
+              <w:t xml:space="preserve">编号</w:t>
+            </w:r>
+          </w:p>
+        </w:tc>
+        <w:tc>
+          <w:tcPr>
+            <w:tcW w:w="3000" w:type="dxa"/>
+            <w:tcBorders>
+              <w:top w:val="single" w:sz="8" w:color="rgb(170, 170, 170)"/>
+              <w:left w:val="single" w:sz="8" w:color="rgb(170, 170, 170)"/>
+              <w:right w:val="single" w:sz="8" w:color="rgb(170, 170, 170)"/>
+              <w:bottom w:val="single" w:sz="8" w:color="rgb(170, 170, 170)"/>
+            </w:tcBorders>
+          </w:tcPr>
+          <w:p>
+            <w:pPr/>
+            <w:r>
+              <w:rPr/>
+              <w:t xml:space="preserve">异常情况</w:t>
+            </w:r>
+          </w:p>
+        </w:tc>
+        <w:tc>
+          <w:tcPr>
+            <w:tcW w:w="3000" w:type="dxa"/>
+            <w:tcBorders>
+              <w:top w:val="single" w:sz="8" w:color="rgb(170, 170, 170)"/>
+              <w:left w:val="single" w:sz="8" w:color="rgb(170, 170, 170)"/>
+              <w:right w:val="single" w:sz="8" w:color="rgb(170, 170, 170)"/>
+              <w:bottom w:val="single" w:sz="8" w:color="rgb(170, 170, 170)"/>
+            </w:tcBorders>
+          </w:tcPr>
+          <w:p>
+            <w:pPr/>
+            <w:r>
+              <w:rPr/>
+              <w:t xml:space="preserve">处理方式</w:t>
+            </w:r>
+          </w:p>
+        </w:tc>
+      </w:tr>
+      <w:tr>
+        <w:trPr>
+          <w:trHeight w:val="330" w:hRule="atLeast"/>
+        </w:trPr>
+        <w:tc>
+          <w:tcPr>
+            <w:tcW w:w="3000" w:type="dxa"/>
+            <w:tcBorders>
+              <w:top w:val="single" w:sz="8" w:color="rgb(170, 170, 170)"/>
+              <w:left w:val="single" w:sz="8" w:color="rgb(170, 170, 170)"/>
+              <w:right w:val="single" w:sz="8" w:color="rgb(170, 170, 170)"/>
+              <w:bottom w:val="single" w:sz="8" w:color="rgb(170, 170, 170)"/>
+            </w:tcBorders>
+          </w:tcPr>
+          <w:p>
+            <w:pPr/>
+            <w:r>
+              <w:rPr/>
+              <w:t xml:space="preserve">1</w:t>
+            </w:r>
+          </w:p>
+        </w:tc>
+        <w:tc>
+          <w:tcPr>
+            <w:tcW w:w="3000" w:type="dxa"/>
+            <w:tcBorders>
+              <w:top w:val="single" w:sz="8" w:color="rgb(170, 170, 170)"/>
+              <w:left w:val="single" w:sz="8" w:color="rgb(170, 170, 170)"/>
+              <w:right w:val="single" w:sz="8" w:color="rgb(170, 170, 170)"/>
+              <w:bottom w:val="single" w:sz="8" w:color="rgb(170, 170, 170)"/>
+            </w:tcBorders>
+          </w:tcPr>
+          <w:p>
+            <w:pPr/>
+            <w:r>
+              <w:rPr/>
+              <w:t xml:space="preserve">business正在task执行状态</w:t>
+            </w:r>
+          </w:p>
+        </w:tc>
+        <w:tc>
+          <w:tcPr>
+            <w:tcW w:w="3000" w:type="dxa"/>
+            <w:tcBorders>
+              <w:top w:val="single" w:sz="8" w:color="rgb(170, 170, 170)"/>
+              <w:left w:val="single" w:sz="8" w:color="rgb(170, 170, 170)"/>
+              <w:right w:val="single" w:sz="8" w:color="rgb(170, 170, 170)"/>
+              <w:bottom w:val="single" w:sz="8" w:color="rgb(170, 170, 170)"/>
+            </w:tcBorders>
+          </w:tcPr>
+          <w:p>
+            <w:pPr/>
+            <w:r>
+              <w:rPr/>
+              <w:t xml:space="preserve">不做处理，前端报错</w:t>
+            </w:r>
+          </w:p>
+        </w:tc>
+      </w:tr>
+      <w:tr>
+        <w:trPr>
+          <w:trHeight w:val="330" w:hRule="atLeast"/>
+        </w:trPr>
+        <w:tc>
+          <w:tcPr>
+            <w:tcW w:w="3000" w:type="dxa"/>
+            <w:tcBorders>
+              <w:top w:val="single" w:sz="8" w:color="aaaaaa"/>
+              <w:left w:val="single" w:sz="8" w:color="aaaaaa"/>
+              <w:right w:val="single" w:sz="8" w:color="aaaaaa"/>
+              <w:bottom w:val="single" w:sz="8" w:color="aaaaaa"/>
+            </w:tcBorders>
+          </w:tcPr>
+          <w:p>
+            <w:pPr/>
+            <w:r>
+              <w:rPr/>
+              <w:t xml:space="preserve">2</w:t>
+            </w:r>
+          </w:p>
+        </w:tc>
+        <w:tc>
+          <w:tcPr>
+            <w:tcW w:w="3000" w:type="dxa"/>
+            <w:tcBorders>
+              <w:top w:val="single" w:sz="8" w:color="aaaaaa"/>
+              <w:left w:val="single" w:sz="8" w:color="aaaaaa"/>
+              <w:right w:val="single" w:sz="8" w:color="aaaaaa"/>
+              <w:bottom w:val="single" w:sz="8" w:color="aaaaaa"/>
+            </w:tcBorders>
+          </w:tcPr>
+          <w:p>
+            <w:pPr/>
+            <w:r>
+              <w:rPr/>
+              <w:t xml:space="preserve">om svc更新节点配置时异常退出</w:t>
+            </w:r>
+          </w:p>
+        </w:tc>
+        <w:tc>
+          <w:tcPr>
+            <w:tcW w:w="3000" w:type="dxa"/>
+            <w:tcBorders>
+              <w:top w:val="single" w:sz="8" w:color="aaaaaa"/>
+              <w:left w:val="single" w:sz="8" w:color="aaaaaa"/>
+              <w:right w:val="single" w:sz="8" w:color="aaaaaa"/>
+              <w:bottom w:val="single" w:sz="8" w:color="aaaaaa"/>
+            </w:tcBorders>
+          </w:tcPr>
+          <w:p>
+            <w:pPr/>
+            <w:r>
+              <w:rPr/>
+              <w:t xml:space="preserve">OM svc重新启动，不做处理，前端可重新发现业务</w:t>
+            </w:r>
+          </w:p>
+        </w:tc>
+      </w:tr>
+      <w:tr>
+        <w:trPr>
+          <w:trHeight w:val="330" w:hRule="atLeast"/>
+        </w:trPr>
+        <w:tc>
+          <w:tcPr>
+            <w:tcW w:w="3000" w:type="dxa"/>
+            <w:tcBorders>
+              <w:top w:val="single" w:sz="8" w:color="aaaaaa"/>
+              <w:left w:val="single" w:sz="8" w:color="aaaaaa"/>
+              <w:right w:val="single" w:sz="8" w:color="aaaaaa"/>
+              <w:bottom w:val="single" w:sz="8" w:color="aaaaaa"/>
+            </w:tcBorders>
+          </w:tcPr>
+          <w:p>
+            <w:pPr/>
+            <w:r>
+              <w:rPr/>
+              <w:t xml:space="preserve">3</w:t>
+            </w:r>
+          </w:p>
+        </w:tc>
+        <w:tc>
+          <w:tcPr>
+            <w:tcW w:w="3000" w:type="dxa"/>
+            <w:tcBorders>
+              <w:top w:val="single" w:sz="8" w:color="aaaaaa"/>
+              <w:left w:val="single" w:sz="8" w:color="aaaaaa"/>
+              <w:right w:val="single" w:sz="8" w:color="aaaaaa"/>
+              <w:bottom w:val="single" w:sz="8" w:color="aaaaaa"/>
+            </w:tcBorders>
+          </w:tcPr>
+          <w:p>
+            <w:pPr/>
+            <w:r>
+              <w:rPr/>
+              <w:t xml:space="preserve">om svc添加业务信息时异常退出</w:t>
+            </w:r>
+          </w:p>
+        </w:tc>
+        <w:tc>
+          <w:tcPr>
+            <w:tcW w:w="3000" w:type="dxa"/>
+            <w:tcBorders>
+              <w:top w:val="single" w:sz="8" w:color="aaaaaa"/>
+              <w:left w:val="single" w:sz="8" w:color="aaaaaa"/>
+              <w:right w:val="single" w:sz="8" w:color="aaaaaa"/>
+              <w:bottom w:val="single" w:sz="8" w:color="aaaaaa"/>
+            </w:tcBorders>
+          </w:tcPr>
+          <w:p>
+            <w:pPr/>
+            <w:r>
+              <w:rPr/>
+              <w:t xml:space="preserve">OM svc重新启动，不做处理，前端可通过同步命令恢复</w:t>
+            </w:r>
+          </w:p>
+        </w:tc>
+      </w:tr>
+    </w:tbl>
     <w:p>
       <w:pPr/>
     </w:p>
@@ -2430,406 +3006,378 @@
         <w:t xml:space="preserve">流程图代码：</w:t>
       </w:r>
     </w:p>
-    <w:tbl>
-      <w:tblGrid>
-        <w:gridCol w:w="9030" w:type="dxa"/>
-      </w:tblGrid>
-      <w:tblPr>
-        <w:tblW w:w="9030" w:type="dxa"/>
-        <w:tblBorders>
-          <w:top w:val="" w:sz="6" w:color="999999"/>
-          <w:left w:val="" w:sz="6" w:color="999999"/>
-          <w:right w:val="" w:sz="6" w:color="999999"/>
-          <w:bottom w:val="" w:sz="6" w:color="999999"/>
-          <w:insideH w:val="" w:sz="6" w:color="999999"/>
-          <w:insideV w:val="" w:sz="6" w:color="999999"/>
-        </w:tblBorders>
-      </w:tblPr>
-      <w:tr>
-        <w:trPr/>
-        <w:tc>
-          <w:tcPr>
-            <w:tcW w:w="9030" w:type="dxa"/>
-            <w:tcBorders>
-              <w:top w:val="single" w:sz="8" w:color="rgb(170, 170, 170)"/>
-              <w:left w:val="single" w:sz="8" w:color="rgb(170, 170, 170)"/>
-              <w:right w:val="single" w:sz="8" w:color="rgb(170, 170, 170)"/>
-              <w:bottom w:val="single" w:sz="8" w:color="rgb(170, 170, 170)"/>
-            </w:tcBorders>
-          </w:tcPr>
-          <w:p>
-            <w:pPr/>
-            <w:r>
-              <w:rPr/>
-              <w:t xml:space="preserve">title SequoiaDB 同步</w:t>
-            </w:r>
-          </w:p>
-          <w:p>
-            <w:pPr/>
-            <w:r>
-              <w:rPr/>
-              <w:t xml:space="preserve">web-&gt;&gt;+OM svc: sync business config</w:t>
-            </w:r>
-          </w:p>
-          <w:p>
-            <w:pPr/>
-            <w:r>
-              <w:rPr/>
-              <w:t xml:space="preserve">OM svc-&gt;OM svc: check business is not exist task</w:t>
-            </w:r>
-          </w:p>
-          <w:p>
-            <w:pPr/>
-            <w:r>
-              <w:rPr/>
-              <w:t xml:space="preserve">activate OM svc</w:t>
-            </w:r>
-          </w:p>
-          <w:p>
-            <w:pPr/>
-            <w:r>
-              <w:rPr/>
-              <w:t xml:space="preserve">deactivate OM svc</w:t>
-            </w:r>
-          </w:p>
-          <w:p>
-            <w:pPr/>
-            <w:r>
-              <w:rPr/>
-              <w:t xml:space="preserve">OM svc-&gt;+OM agent: sync business config</w:t>
-            </w:r>
-          </w:p>
-          <w:p>
-            <w:pPr/>
-            <w:r>
-              <w:rPr/>
-              <w:t xml:space="preserve"> OM agent-&gt;+SequoiaDB Module: get group list</w:t>
-            </w:r>
-          </w:p>
-          <w:p>
-            <w:pPr/>
-            <w:r>
-              <w:rPr/>
-              <w:t xml:space="preserve"> SequoiaDB Module--&gt;-OM agent: return result</w:t>
-            </w:r>
-          </w:p>
-          <w:p>
-            <w:pPr/>
-            <w:r>
-              <w:rPr/>
-              <w:t xml:space="preserve"> OM agent-&gt;+sdblist: get node detail</w:t>
-            </w:r>
-          </w:p>
-          <w:p>
-            <w:pPr/>
-            <w:r>
-              <w:rPr/>
-              <w:t xml:space="preserve"> sdblist--&gt;-OM agent: return detail</w:t>
-            </w:r>
-          </w:p>
-          <w:p>
-            <w:pPr/>
-            <w:r>
-              <w:rPr/>
-              <w:t xml:space="preserve">OM agent--&gt;-OM svc: return result</w:t>
-            </w:r>
-          </w:p>
-          <w:p>
-            <w:pPr/>
-            <w:r>
-              <w:rPr/>
-              <w:t xml:space="preserve">OM svc-&gt;OM svc: remove old config from SYSCONFIGURE collection</w:t>
-            </w:r>
-          </w:p>
-          <w:p>
-            <w:pPr/>
-            <w:r>
-              <w:rPr/>
-              <w:t xml:space="preserve">activate OM svc</w:t>
-            </w:r>
-          </w:p>
-          <w:p>
-            <w:pPr/>
-            <w:r>
-              <w:rPr/>
-              <w:t xml:space="preserve">deactivate OM svc</w:t>
-            </w:r>
-          </w:p>
-          <w:p>
-            <w:pPr/>
-            <w:r>
-              <w:rPr/>
-              <w:t xml:space="preserve">OM svc-&gt;OM svc: insert new config to SYSCONFIGURE collection</w:t>
-            </w:r>
-          </w:p>
-          <w:p>
-            <w:pPr/>
-            <w:r>
-              <w:rPr/>
-              <w:t xml:space="preserve">activate OM svc</w:t>
-            </w:r>
-          </w:p>
-          <w:p>
-            <w:pPr/>
-            <w:r>
-              <w:rPr/>
-              <w:t xml:space="preserve">deactivate OM svc</w:t>
-            </w:r>
-          </w:p>
-          <w:p>
-            <w:pPr/>
-            <w:r>
-              <w:rPr/>
-              <w:t xml:space="preserve">OM svc--&gt;&gt;-web: return result</w:t>
-            </w:r>
-          </w:p>
-        </w:tc>
-      </w:tr>
-    </w:tbl>
-    <w:p>
-      <w:pPr/>
-    </w:p>
-    <w:tbl>
-      <w:tblGrid>
-        <w:gridCol w:w="9030" w:type="dxa"/>
-      </w:tblGrid>
-      <w:tblPr>
-        <w:tblW w:w="9030" w:type="dxa"/>
-        <w:tblBorders>
-          <w:top w:val="" w:sz="6" w:color="999999"/>
-          <w:left w:val="" w:sz="6" w:color="999999"/>
-          <w:right w:val="" w:sz="6" w:color="999999"/>
-          <w:bottom w:val="" w:sz="6" w:color="999999"/>
-          <w:insideH w:val="" w:sz="6" w:color="999999"/>
-          <w:insideV w:val="" w:sz="6" w:color="999999"/>
-        </w:tblBorders>
-      </w:tblPr>
-      <w:tr>
-        <w:trPr/>
-        <w:tc>
-          <w:tcPr>
-            <w:tcW w:w="9030" w:type="dxa"/>
-            <w:tcBorders>
-              <w:top w:val="single" w:sz="8" w:color="aaaaaa"/>
-              <w:left w:val="single" w:sz="8" w:color="aaaaaa"/>
-              <w:right w:val="single" w:sz="8" w:color="aaaaaa"/>
-              <w:bottom w:val="single" w:sz="8" w:color="aaaaaa"/>
-            </w:tcBorders>
-          </w:tcPr>
-          <w:p>
-            <w:pPr/>
-            <w:r>
-              <w:rPr/>
-              <w:t xml:space="preserve">title OM发现 SequoiaDB 业务</w:t>
-            </w:r>
-          </w:p>
-          <w:p>
-            <w:pPr/>
-            <w:r>
-              <w:rPr/>
-              <w:t xml:space="preserve">web-&gt;&gt;+OM svc: discover business( coord address and port )</w:t>
-            </w:r>
-          </w:p>
-          <w:p>
-            <w:pPr/>
-            <w:r>
-              <w:rPr/>
-              <w:t xml:space="preserve">OM svc-&gt;OM svc: check task type is not exist in task collection</w:t>
-            </w:r>
-          </w:p>
-          <w:p>
-            <w:pPr/>
-            <w:r>
-              <w:rPr/>
-              <w:t xml:space="preserve">activate OM svc</w:t>
-            </w:r>
-          </w:p>
-          <w:p>
-            <w:pPr/>
-            <w:r>
-              <w:rPr/>
-              <w:t xml:space="preserve">deactivate OM svc</w:t>
-            </w:r>
-          </w:p>
-          <w:p>
-            <w:pPr/>
-            <w:r>
-              <w:rPr/>
-              <w:t xml:space="preserve">OM svc-&gt;OM svc: create task</w:t>
-            </w:r>
-          </w:p>
-          <w:p>
-            <w:pPr/>
-            <w:r>
-              <w:rPr/>
-              <w:t xml:space="preserve">activate OM svc</w:t>
-            </w:r>
-          </w:p>
-          <w:p>
-            <w:pPr/>
-            <w:r>
-              <w:rPr/>
-              <w:t xml:space="preserve">deactivate OM svc</w:t>
-            </w:r>
-          </w:p>
-          <w:p>
-            <w:pPr/>
-            <w:r>
-              <w:rPr/>
-              <w:t xml:space="preserve">OM svc-&gt;+OM agent: send task info</w:t>
-            </w:r>
-          </w:p>
-          <w:p>
-            <w:pPr/>
-            <w:r>
-              <w:rPr/>
-              <w:t xml:space="preserve">OM agent--&gt;-OM svc: return result</w:t>
-            </w:r>
-          </w:p>
-          <w:p>
-            <w:pPr/>
-            <w:r>
-              <w:rPr/>
-              <w:t xml:space="preserve">OM svc--&gt;&gt;-web: return task id</w:t>
-            </w:r>
-          </w:p>
-          <w:p>
-            <w:pPr/>
-            <w:r>
-              <w:rPr/>
-              <w:t xml:space="preserve">par</w:t>
-            </w:r>
-          </w:p>
-          <w:p>
-            <w:pPr/>
-            <w:r>
-              <w:rPr/>
-              <w:t xml:space="preserve"> OM agent-&gt;+SequoiaDB Module: get group list</w:t>
-            </w:r>
-          </w:p>
-          <w:p>
-            <w:pPr/>
-            <w:r>
-              <w:rPr/>
-              <w:t xml:space="preserve"> SequoiaDB Module--&gt;-OM agent: return result</w:t>
-            </w:r>
-          </w:p>
-          <w:p>
-            <w:pPr/>
-            <w:r>
-              <w:rPr/>
-              <w:t xml:space="preserve"> OM agent-&gt;+sdblist: get node detail</w:t>
-            </w:r>
-          </w:p>
-          <w:p>
-            <w:pPr/>
-            <w:r>
-              <w:rPr/>
-              <w:t xml:space="preserve"> sdblist--&gt;-OM agent: return detail</w:t>
-            </w:r>
-          </w:p>
-          <w:p>
-            <w:pPr/>
-          </w:p>
-          <w:p>
-            <w:pPr/>
-            <w:r>
-              <w:rPr/>
-              <w:t xml:space="preserve"> OM agent-&gt;+OM svc: send node config</w:t>
-            </w:r>
-          </w:p>
-          <w:p>
-            <w:pPr/>
-            <w:r>
-              <w:rPr/>
-              <w:t xml:space="preserve"> OM svc--&gt;-OM agent: return result</w:t>
-            </w:r>
-          </w:p>
-          <w:p>
-            <w:pPr/>
-            <w:r>
-              <w:rPr/>
-              <w:t xml:space="preserve"> OM agent-&gt;+OM svc: send task status [task is complete]</w:t>
-            </w:r>
-          </w:p>
-          <w:p>
-            <w:pPr/>
-          </w:p>
-          <w:p>
-            <w:pPr/>
-            <w:r>
-              <w:rPr/>
-              <w:t xml:space="preserve"> OM svc-&gt;OM svc: save node config to SYSCONFIGURE collection</w:t>
-            </w:r>
-          </w:p>
-          <w:p>
-            <w:pPr/>
-            <w:r>
-              <w:rPr/>
-              <w:t xml:space="preserve"> activate OM svc</w:t>
-            </w:r>
-          </w:p>
-          <w:p>
-            <w:pPr/>
-            <w:r>
-              <w:rPr/>
-              <w:t xml:space="preserve"> deactivate OM svc</w:t>
-            </w:r>
-          </w:p>
-          <w:p>
-            <w:pPr/>
-            <w:r>
-              <w:rPr/>
-              <w:t xml:space="preserve"> OM svc--&gt;-OM agent:return success</w:t>
-            </w:r>
-          </w:p>
-          <w:p>
-            <w:pPr/>
-            <w:r>
-              <w:rPr/>
-              <w:t xml:space="preserve">else</w:t>
-            </w:r>
-          </w:p>
-          <w:p>
-            <w:pPr/>
-            <w:r>
-              <w:rPr/>
-              <w:t xml:space="preserve"> loop task not complete</w:t>
-            </w:r>
-          </w:p>
-          <w:p>
-            <w:pPr/>
-            <w:r>
-              <w:rPr/>
-              <w:t xml:space="preserve"> web-&gt;&gt;+OM svc: get task status</w:t>
-            </w:r>
-          </w:p>
-          <w:p>
-            <w:pPr/>
-            <w:r>
-              <w:rPr/>
-              <w:t xml:space="preserve"> OM svc--&gt;&gt;-web: return result</w:t>
-            </w:r>
-          </w:p>
-          <w:p>
-            <w:pPr/>
-            <w:r>
-              <w:rPr/>
-              <w:t xml:space="preserve"> end</w:t>
-            </w:r>
-          </w:p>
-          <w:p>
-            <w:pPr/>
-            <w:r>
-              <w:rPr/>
-              <w:t xml:space="preserve">end</w:t>
-            </w:r>
-          </w:p>
-        </w:tc>
-      </w:tr>
-    </w:tbl>
-    <w:p>
-      <w:pPr/>
+    <w:p>
+      <w:pPr/>
+    </w:p>
+    <w:p>
+      <w:pPr/>
+      <w:r>
+        <w:rPr/>
+        <w:t xml:space="preserve">title SequoiaDB 同步</w:t>
+      </w:r>
+    </w:p>
+    <w:p>
+      <w:pPr/>
+      <w:r>
+        <w:rPr/>
+        <w:t xml:space="preserve">web-&gt;&gt;+OM svc: sync business config</w:t>
+      </w:r>
+    </w:p>
+    <w:p>
+      <w:pPr/>
+      <w:r>
+        <w:rPr/>
+        <w:t xml:space="preserve">OM svc-&gt;OM svc: check business is not exist task</w:t>
+      </w:r>
+    </w:p>
+    <w:p>
+      <w:pPr/>
+      <w:r>
+        <w:rPr/>
+        <w:t xml:space="preserve">activate OM svc</w:t>
+      </w:r>
+    </w:p>
+    <w:p>
+      <w:pPr/>
+      <w:r>
+        <w:rPr/>
+        <w:t xml:space="preserve">deactivate OM svc</w:t>
+      </w:r>
+    </w:p>
+    <w:p>
+      <w:pPr/>
+      <w:r>
+        <w:rPr/>
+        <w:t xml:space="preserve">OM svc-&gt;+OM agent: sync business config</w:t>
+      </w:r>
+    </w:p>
+    <w:p>
+      <w:pPr/>
+      <w:r>
+        <w:rPr/>
+        <w:t xml:space="preserve">OM agent-&gt;OM agent: get group list</w:t>
+      </w:r>
+    </w:p>
+    <w:p>
+      <w:pPr/>
+      <w:r>
+        <w:rPr/>
+        <w:t xml:space="preserve">activate OM agent</w:t>
+      </w:r>
+    </w:p>
+    <w:p>
+      <w:pPr/>
+      <w:r>
+        <w:rPr/>
+        <w:t xml:space="preserve">deactivate OM agent</w:t>
+      </w:r>
+    </w:p>
+    <w:p>
+      <w:pPr/>
+      <w:r>
+        <w:rPr/>
+        <w:t xml:space="preserve">OM agent--&gt;OM agent: get node configure</w:t>
+      </w:r>
+    </w:p>
+    <w:p>
+      <w:pPr/>
+      <w:r>
+        <w:rPr/>
+        <w:t xml:space="preserve">activate OM agent</w:t>
+      </w:r>
+    </w:p>
+    <w:p>
+      <w:pPr/>
+      <w:r>
+        <w:rPr/>
+        <w:t xml:space="preserve">deactivate OM agent</w:t>
+      </w:r>
+    </w:p>
+    <w:p>
+      <w:pPr/>
+      <w:r>
+        <w:rPr/>
+        <w:t xml:space="preserve">OM agent--&gt;OM agent: get data node groupname</w:t>
+      </w:r>
+    </w:p>
+    <w:p>
+      <w:pPr/>
+      <w:r>
+        <w:rPr/>
+        <w:t xml:space="preserve">activate OM agent</w:t>
+      </w:r>
+    </w:p>
+    <w:p>
+      <w:pPr/>
+      <w:r>
+        <w:rPr/>
+        <w:t xml:space="preserve">deactivate OM agent</w:t>
+      </w:r>
+    </w:p>
+    <w:p>
+      <w:pPr/>
+      <w:r>
+        <w:rPr/>
+        <w:t xml:space="preserve">OM agent--&gt;-OM svc: return result</w:t>
+      </w:r>
+    </w:p>
+    <w:p>
+      <w:pPr/>
+      <w:r>
+        <w:rPr/>
+        <w:t xml:space="preserve">OM svc-&gt;OM svc: update config from SYSCONFIGURE collection</w:t>
+      </w:r>
+    </w:p>
+    <w:p>
+      <w:pPr/>
+      <w:r>
+        <w:rPr/>
+        <w:t xml:space="preserve">activate OM svc</w:t>
+      </w:r>
+    </w:p>
+    <w:p>
+      <w:pPr/>
+      <w:r>
+        <w:rPr/>
+        <w:t xml:space="preserve">deactivate OM svc</w:t>
+      </w:r>
+    </w:p>
+    <w:p>
+      <w:pPr/>
+      <w:r>
+        <w:rPr/>
+        <w:t xml:space="preserve">OM svc-&gt;OM svc: update business info form SYSBUSINESS collection</w:t>
+      </w:r>
+    </w:p>
+    <w:p>
+      <w:pPr/>
+      <w:r>
+        <w:rPr/>
+        <w:t xml:space="preserve">activate OM svc</w:t>
+      </w:r>
+    </w:p>
+    <w:p>
+      <w:pPr/>
+      <w:r>
+        <w:rPr/>
+        <w:t xml:space="preserve">deactivate OM svc</w:t>
+      </w:r>
+    </w:p>
+    <w:p>
+      <w:pPr/>
+      <w:r>
+        <w:rPr/>
+        <w:t xml:space="preserve">OM svc-&gt;OM svc: remove old config from SYSCONFIGURE collection</w:t>
+      </w:r>
+    </w:p>
+    <w:p>
+      <w:pPr/>
+      <w:r>
+        <w:rPr/>
+        <w:t xml:space="preserve">activate OM svc</w:t>
+      </w:r>
+    </w:p>
+    <w:p>
+      <w:pPr/>
+      <w:r>
+        <w:rPr/>
+        <w:t xml:space="preserve">deactivate OM svc</w:t>
+      </w:r>
+    </w:p>
+    <w:p>
+      <w:pPr/>
+      <w:r>
+        <w:rPr/>
+        <w:t xml:space="preserve">OM svc--&gt;&gt;-web: return result</w:t>
+      </w:r>
+    </w:p>
+    <w:p>
+      <w:pPr/>
+    </w:p>
+    <w:p>
+      <w:pPr/>
+    </w:p>
+    <w:p>
+      <w:pPr/>
+      <w:r>
+        <w:rPr/>
+        <w:t xml:space="preserve">title 发现SequoiaDB</w:t>
+      </w:r>
+    </w:p>
+    <w:p>
+      <w:pPr/>
+      <w:r>
+        <w:rPr/>
+        <w:t xml:space="preserve">web-&gt;&gt;+OM svc: discover business</w:t>
+      </w:r>
+    </w:p>
+    <w:p>
+      <w:pPr/>
+      <w:r>
+        <w:rPr/>
+        <w:t xml:space="preserve">OM svc-&gt;OM svc: check business is not exist task</w:t>
+      </w:r>
+    </w:p>
+    <w:p>
+      <w:pPr/>
+      <w:r>
+        <w:rPr/>
+        <w:t xml:space="preserve">activate OM svc</w:t>
+      </w:r>
+    </w:p>
+    <w:p>
+      <w:pPr/>
+      <w:r>
+        <w:rPr/>
+        <w:t xml:space="preserve">deactivate OM svc</w:t>
+      </w:r>
+    </w:p>
+    <w:p>
+      <w:pPr/>
+      <w:r>
+        <w:rPr/>
+        <w:t xml:space="preserve">OM svc-&gt;OM svc: check host is not in cluster</w:t>
+      </w:r>
+    </w:p>
+    <w:p>
+      <w:pPr/>
+      <w:r>
+        <w:rPr/>
+        <w:t xml:space="preserve">activate OM svc</w:t>
+      </w:r>
+    </w:p>
+    <w:p>
+      <w:pPr/>
+      <w:r>
+        <w:rPr/>
+        <w:t xml:space="preserve">deactivate OM svc</w:t>
+      </w:r>
+    </w:p>
+    <w:p>
+      <w:pPr/>
+      <w:r>
+        <w:rPr/>
+        <w:t xml:space="preserve">OM svc-&gt;+OM agent: sync business config</w:t>
+      </w:r>
+    </w:p>
+    <w:p>
+      <w:pPr/>
+      <w:r>
+        <w:rPr/>
+        <w:t xml:space="preserve">OM agent-&gt;OM agent: get group list</w:t>
+      </w:r>
+    </w:p>
+    <w:p>
+      <w:pPr/>
+      <w:r>
+        <w:rPr/>
+        <w:t xml:space="preserve">activate OM agent</w:t>
+      </w:r>
+    </w:p>
+    <w:p>
+      <w:pPr/>
+      <w:r>
+        <w:rPr/>
+        <w:t xml:space="preserve">deactivate OM agent</w:t>
+      </w:r>
+    </w:p>
+    <w:p>
+      <w:pPr/>
+      <w:r>
+        <w:rPr/>
+        <w:t xml:space="preserve">OM agent--&gt;OM agent: get node configure</w:t>
+      </w:r>
+    </w:p>
+    <w:p>
+      <w:pPr/>
+      <w:r>
+        <w:rPr/>
+        <w:t xml:space="preserve">activate OM agent</w:t>
+      </w:r>
+    </w:p>
+    <w:p>
+      <w:pPr/>
+      <w:r>
+        <w:rPr/>
+        <w:t xml:space="preserve">deactivate OM agent</w:t>
+      </w:r>
+    </w:p>
+    <w:p>
+      <w:pPr/>
+      <w:r>
+        <w:rPr/>
+        <w:t xml:space="preserve">OM agent--&gt;OM agent: get data node groupname</w:t>
+      </w:r>
+    </w:p>
+    <w:p>
+      <w:pPr/>
+      <w:r>
+        <w:rPr/>
+        <w:t xml:space="preserve">activate OM agent</w:t>
+      </w:r>
+    </w:p>
+    <w:p>
+      <w:pPr/>
+      <w:r>
+        <w:rPr/>
+        <w:t xml:space="preserve">deactivate OM agent</w:t>
+      </w:r>
+    </w:p>
+    <w:p>
+      <w:pPr/>
+      <w:r>
+        <w:rPr/>
+        <w:t xml:space="preserve">OM agent--&gt;-OM svc: return result</w:t>
+      </w:r>
+    </w:p>
+    <w:p>
+      <w:pPr/>
+      <w:r>
+        <w:rPr/>
+        <w:t xml:space="preserve">OM svc-&gt;OM svc: update config from SYSCONFIGURE collection</w:t>
+      </w:r>
+    </w:p>
+    <w:p>
+      <w:pPr/>
+      <w:r>
+        <w:rPr/>
+        <w:t xml:space="preserve">activate OM svc</w:t>
+      </w:r>
+    </w:p>
+    <w:p>
+      <w:pPr/>
+      <w:r>
+        <w:rPr/>
+        <w:t xml:space="preserve">deactivate OM svc</w:t>
+      </w:r>
+    </w:p>
+    <w:p>
+      <w:pPr/>
+      <w:r>
+        <w:rPr/>
+        <w:t xml:space="preserve">OM svc-&gt;OM svc: insert business info form SYSBUSINESS collection</w:t>
+      </w:r>
+    </w:p>
+    <w:p>
+      <w:pPr/>
+      <w:r>
+        <w:rPr/>
+        <w:t xml:space="preserve">activate OM svc</w:t>
+      </w:r>
+    </w:p>
+    <w:p>
+      <w:pPr/>
+      <w:r>
+        <w:rPr/>
+        <w:t xml:space="preserve">deactivate OM svc</w:t>
+      </w:r>
+    </w:p>
+    <w:p>
+      <w:pPr/>
+      <w:r>
+        <w:rPr/>
+        <w:t xml:space="preserve">OM svc--&gt;&gt;-web: return result</w:t>
+      </w:r>
     </w:p>
     <w:sectPr>
       <w:pgSz w:orient="portrait" w:w="11906" w:h="16838"/>
@@ -2842,23 +3390,23 @@
 
 <file path=word/comments.xml><?xml version="1.0" encoding="utf-8"?>
 <w:comments xmlns:wpc="http://schemas.microsoft.com/office/word/2010/wordprocessingCanvas" xmlns:mc="http://schemas.openxmlformats.org/markup-compatibility/2006" xmlns:o="urn:schemas-microsoft-com:office:office" xmlns:r="http://schemas.openxmlformats.org/officeDocument/2006/relationships" xmlns:m="http://schemas.openxmlformats.org/officeDocument/2006/math" xmlns:v="urn:schemas-microsoft-com:vml" xmlns:wp14="http://schemas.microsoft.com/office/word/2010/wordprocessingDrawing" xmlns:wp="http://schemas.openxmlformats.org/drawingml/2006/wordprocessingDrawing" xmlns:w10="urn:schemas-microsoft-com:office:word" xmlns:w="http://schemas.openxmlformats.org/wordprocessingml/2006/main" xmlns:w14="http://schemas.microsoft.com/office/word/2010/wordml" xmlns:w15="http://schemas.microsoft.com/office/word/2012/wordml" xmlns:wpg="http://schemas.microsoft.com/office/word/2010/wordprocessingGroup" xmlns:wpi="http://schemas.microsoft.com/office/word/2010/wordprocessingInk" xmlns:wne="http://schemas.microsoft.com/office/word/2006/wordml" xmlns:wps="http://schemas.microsoft.com/office/word/2010/wordprocessingShape" mc:Ignorable="w14 w15 wp14">
-  <w:comment w:id="5" w:author="1026" w:date="2017-06-28T09:48:15Z">
+  <w:comment w:id="5" w:author="1026" w:date="2017-07-17T06:51:02Z">
     <w:p>
       <w:r>
         <w:annotationRef/>
       </w:r>
       <w:r>
-        <w:t>直接通过Sdbcm获取集群的所有信息</w:t>
+        <w:t>非必填项</w:t>
       </w:r>
     </w:p>
   </w:comment>
-  <w:comment w:id="6" w:author="1026" w:date="2017-06-28T09:52:18Z">
+  <w:comment w:id="6" w:author="1026" w:date="2017-07-20T07:31:24Z">
     <w:p>
       <w:r>
         <w:annotationRef/>
       </w:r>
       <w:r>
-        <w:t>先取出原来的记录，然后upsert操作，删除不存在的节点</w:t>
+        <w:t>缺少的主机</w:t>
       </w:r>
     </w:p>
   </w:comment>
@@ -2868,7 +3416,7 @@
 <file path=word/numbering.xml><?xml version="1.0" encoding="utf-8"?>
 <w:numbering xmlns:ve="http://schemas.openxmlformats.org/markup-compatibility/2006" xmlns:o="urn:schemas-microsoft-com:office:office" xmlns:r="http://schemas.openxmlformats.org/officeDocument/2006/relationships" xmlns:m="http://schemas.openxmlformats.org/officeDocument/2006/math" xmlns:v="urn:schemas-microsoft-com:vml" xmlns:wp="http://schemas.openxmlformats.org/drawingml/2006/wordprocessingDrawing" xmlns:w10="urn:schemas-microsoft-com:office:word" xmlns:w="http://schemas.openxmlformats.org/wordprocessingml/2006/main" xmlns:wne="http://schemas.microsoft.com/office/word/2006/wordml">
   <w:abstractNum w:abstractNumId="6">
-    <w:nsid w:val="DF64D615"/>
+    <w:nsid w:val="4392AD53"/>
     <w:multiLevelType w:val="hybridMultilevel"/>
     <w:lvl w:ilvl="0">
       <w:start w:val="1"/>
